--- a/docs/modulos/3.Formularios.docx
+++ b/docs/modulos/3.Formularios.docx
@@ -832,6 +832,87 @@
           <w:szCs w:val="18"/>
         </w:rPr>
         <w:t xml:space="preserve">As respostas da Qualidade mantêm as permissões de sempre: os engenheiros da Qualidade criam, editam e eliminam.</w:t>
+      </w:r>
+    </w:p>
+    <w:p>
+      <w:pPr>
+        <w:spacing w:after="40" w:before="160"/>
+        <w:keepNext/>
+      </w:pPr>
+      <w:r>
+        <w:rPr>
+          <w:b/>
+          <w:bCs/>
+          <w:color w:val="1B7F3C"/>
+        </w:rPr>
+        <w:t xml:space="preserve">Organização interna do código (31/10/2026)</w:t>
+      </w:r>
+    </w:p>
+    <w:p>
+      <w:pPr>
+        <w:spacing w:after="40"/>
+      </w:pPr>
+      <w:r>
+        <w:rPr>
+          <w:color w:val="333333"/>
+          <w:sz w:val="18"/>
+          <w:szCs w:val="18"/>
+        </w:rPr>
+        <w:t xml:space="preserve">Versão 18.0.1.3.0: o código foi reorganizado para eliminar repetições, sem mudar o que o utilizador vê ou faz. Não houve nenhuma alteração no funcionamento: formulários, respostas, menus, PDFs, emails, painéis, permissões e dados ficaram exactamente iguais (verificado antes e depois, numa cópia e em produção).</w:t>
+      </w:r>
+    </w:p>
+    <w:p>
+      <w:pPr>
+        <w:pStyle w:val="ListParagraph"/>
+        <w:numPr>
+          <w:ilvl w:val="0"/>
+          <w:numId w:val="2"/>
+        </w:numPr>
+        <w:spacing w:after="20"/>
+      </w:pPr>
+      <w:r>
+        <w:rPr>
+          <w:color w:val="333333"/>
+          <w:sz w:val="18"/>
+          <w:szCs w:val="18"/>
+        </w:rPr>
+        <w:t xml:space="preserve">As listas fixas (emails dos destinatários, armazéns e instalações A1/A2) passaram a estar num só sítio (models/constantes.py). Para mudar um destinatário do email automático basta alterar essa lista.</w:t>
+      </w:r>
+    </w:p>
+    <w:p>
+      <w:pPr>
+        <w:pStyle w:val="ListParagraph"/>
+        <w:numPr>
+          <w:ilvl w:val="0"/>
+          <w:numId w:val="2"/>
+        </w:numPr>
+        <w:spacing w:after="20"/>
+      </w:pPr>
+      <w:r>
+        <w:rPr>
+          <w:color w:val="333333"/>
+          <w:sz w:val="18"/>
+          <w:szCs w:val="18"/>
+        </w:rPr>
+        <w:t xml:space="preserve">O que é igual nas reclamações de clientes e de fornecedores (validações, anexos, email, PDF, preenchimento do artigo) está escrito uma só vez numa base comum (models/reclamacao_base.py); cada tipo só define o que é seu.</w:t>
+      </w:r>
+    </w:p>
+    <w:p>
+      <w:pPr>
+        <w:pStyle w:val="ListParagraph"/>
+        <w:numPr>
+          <w:ilvl w:val="0"/>
+          <w:numId w:val="2"/>
+        </w:numPr>
+        <w:spacing w:after="20"/>
+      </w:pPr>
+      <w:r>
+        <w:rPr>
+          <w:color w:val="333333"/>
+          <w:sz w:val="18"/>
+          <w:szCs w:val="18"/>
+        </w:rPr>
+        <w:t xml:space="preserve">A base comum não tem tabela própria e não guarda dados.</w:t>
       </w:r>
     </w:p>
     <w:p>
